--- a/Lab04/report/21127645_LeMinh_21127224_NguyenVuBach_Lab04_CSRF.docx
+++ b/Lab04/report/21127645_LeMinh_21127224_NguyenVuBach_Lab04_CSRF.docx
@@ -7970,6 +7970,407 @@
       </w:tr>
     </w:tbl>
     <w:p/>
+    <w:p>
+      <w:r>
+        <w:br w:type="page"/>
+      </w:r>
+    </w:p>
+    <w:p>
+      <w:pPr>
+        <w:spacing w:before="160" w:after="80"/>
+      </w:pPr>
+      <w:r>
+        <w:rPr>
+          <w:rFonts w:ascii="Times New Roman" w:hAnsi="Times New Roman"/>
+          <w:b/>
+          <w:color w:val="2F5597"/>
+          <w:sz w:val="30"/>
+        </w:rPr>
+        <w:t>PHỤ LỤC BẰNG CHỨNG HÌNH ẢNH TỐI GIẢN</w:t>
+      </w:r>
+    </w:p>
+    <w:p>
+      <w:pPr>
+        <w:spacing w:before="0" w:after="100"/>
+      </w:pPr>
+      <w:r>
+        <w:rPr>
+          <w:rFonts w:ascii="Times New Roman" w:hAnsi="Times New Roman"/>
+          <w:b w:val="0"/>
+          <w:sz w:val="24"/>
+        </w:rPr>
+        <w:t>Phần này là bộ ảnh minh chứng tối thiểu cho Lab04 - CROSS-SITE REQUEST FORGERY (CSRF). Danh sách dưới đây thay cho việc chụp riêng từng tab DevTools hoặc nhiều ảnh lặp cùng một kết quả.</w:t>
+      </w:r>
+    </w:p>
+    <w:p>
+      <w:pPr>
+        <w:spacing w:before="0" w:after="80"/>
+      </w:pPr>
+      <w:r>
+        <w:rPr>
+          <w:rFonts w:ascii="Times New Roman" w:hAnsi="Times New Roman"/>
+          <w:b/>
+          <w:sz w:val="24"/>
+        </w:rPr>
+        <w:t>Tổng số ảnh cần chèn: 3.</w:t>
+      </w:r>
+    </w:p>
+    <w:p>
+      <w:pPr>
+        <w:spacing w:before="0" w:after="120"/>
+      </w:pPr>
+      <w:r>
+        <w:rPr>
+          <w:rFonts w:ascii="Times New Roman" w:hAnsi="Times New Roman"/>
+          <w:b w:val="0"/>
+          <w:sz w:val="24"/>
+        </w:rPr>
+        <w:t>Quy tắc: dùng đúng localhost và scenario có sẵn trong repository, giữ URL/route và kết quả chính, che password, session ID, cookie/token/secret dài. Không cần ảnh cài đặt, terminal khởi động, trang chủ hoặc ảnh trung gian.</w:t>
+      </w:r>
+    </w:p>
+    <w:p>
+      <w:pPr>
+        <w:spacing w:before="120" w:after="60"/>
+      </w:pPr>
+      <w:r>
+        <w:rPr>
+          <w:rFonts w:ascii="Times New Roman" w:hAnsi="Times New Roman"/>
+          <w:b/>
+          <w:sz w:val="24"/>
+        </w:rPr>
+        <w:t>Hình 1. CSRF vulnerable - email bị đổi</w:t>
+      </w:r>
+    </w:p>
+    <w:tbl>
+      <w:tblPr>
+        <w:tblW w:type="auto" w:w="0"/>
+        <w:tblLayout w:type="fixed"/>
+        <w:tblLook w:firstColumn="1" w:firstRow="1" w:lastColumn="0" w:lastRow="0" w:noHBand="0" w:noVBand="1" w:val="04A0"/>
+      </w:tblPr>
+      <w:tblGrid>
+        <w:gridCol w:w="9072"/>
+      </w:tblGrid>
+      <w:tr>
+        <w:tc>
+          <w:tcPr>
+            <w:tcW w:type="dxa" w:w="9072"/>
+            <w:vAlign w:val="center"/>
+            <w:tcBorders>
+              <w:top w:val="dashed" w:sz="8" w:color="808080"/>
+              <w:left w:val="dashed" w:sz="8" w:color="808080"/>
+              <w:bottom w:val="dashed" w:sz="8" w:color="808080"/>
+              <w:right w:val="dashed" w:sz="8" w:color="808080"/>
+            </w:tcBorders>
+            <w:shd w:fill="F2F2F2"/>
+          </w:tcPr>
+          <w:p>
+            <w:pPr>
+              <w:spacing w:before="680" w:after="680"/>
+              <w:jc w:val="center"/>
+            </w:pPr>
+            <w:r>
+              <w:rPr>
+                <w:rFonts w:ascii="Times New Roman" w:hAnsi="Times New Roman"/>
+                <w:b/>
+                <w:sz w:val="28"/>
+              </w:rPr>
+              <w:t>[ CHÈN ẢNH 01 TẠI ĐÂY ]</w:t>
+              <w:br/>
+              <w:t>01_vulnerable_csrf.png</w:t>
+            </w:r>
+          </w:p>
+        </w:tc>
+      </w:tr>
+    </w:tbl>
+    <w:p>
+      <w:pPr>
+        <w:spacing w:before="40" w:after="40"/>
+      </w:pPr>
+      <w:r>
+        <w:rPr>
+          <w:rFonts w:ascii="Times New Roman" w:hAnsi="Times New Roman"/>
+          <w:b/>
+          <w:sz w:val="24"/>
+        </w:rPr>
+        <w:t xml:space="preserve">Ảnh phải thể hiện: </w:t>
+      </w:r>
+      <w:r>
+        <w:rPr>
+          <w:rFonts w:ascii="Times New Roman" w:hAnsi="Times New Roman"/>
+          <w:b w:val="0"/>
+          <w:sz w:val="24"/>
+        </w:rPr>
+        <w:t>Đăng nhập victim, gửi request từ Demo Page. Ảnh phải thấy origin khác, request POST và email đã đổi thành giá trị demo. Có thể đặt Victim UI và Network cạnh nhau.</w:t>
+      </w:r>
+    </w:p>
+    <w:p>
+      <w:pPr>
+        <w:spacing w:after="100"/>
+      </w:pPr>
+      <w:r>
+        <w:rPr>
+          <w:rFonts w:ascii="Times New Roman" w:hAnsi="Times New Roman"/>
+          <w:b/>
+          <w:sz w:val="24"/>
+        </w:rPr>
+        <w:t>Tên file đề nghị: 01_vulnerable_csrf.png</w:t>
+      </w:r>
+    </w:p>
+    <w:p>
+      <w:pPr>
+        <w:spacing w:before="120" w:after="60"/>
+      </w:pPr>
+      <w:r>
+        <w:rPr>
+          <w:rFonts w:ascii="Times New Roman" w:hAnsi="Times New Roman"/>
+          <w:b/>
+          <w:sz w:val="24"/>
+        </w:rPr>
+        <w:t>Hình 2. CSRF secure - request ngoài luồng bị từ chối</w:t>
+      </w:r>
+    </w:p>
+    <w:tbl>
+      <w:tblPr>
+        <w:tblW w:type="auto" w:w="0"/>
+        <w:tblLayout w:type="fixed"/>
+        <w:tblLook w:firstColumn="1" w:firstRow="1" w:lastColumn="0" w:lastRow="0" w:noHBand="0" w:noVBand="1" w:val="04A0"/>
+      </w:tblPr>
+      <w:tblGrid>
+        <w:gridCol w:w="9072"/>
+      </w:tblGrid>
+      <w:tr>
+        <w:tc>
+          <w:tcPr>
+            <w:tcW w:type="dxa" w:w="9072"/>
+            <w:vAlign w:val="center"/>
+            <w:tcBorders>
+              <w:top w:val="dashed" w:sz="8" w:color="808080"/>
+              <w:left w:val="dashed" w:sz="8" w:color="808080"/>
+              <w:bottom w:val="dashed" w:sz="8" w:color="808080"/>
+              <w:right w:val="dashed" w:sz="8" w:color="808080"/>
+            </w:tcBorders>
+            <w:shd w:fill="F2F2F2"/>
+          </w:tcPr>
+          <w:p>
+            <w:pPr>
+              <w:spacing w:before="680" w:after="680"/>
+              <w:jc w:val="center"/>
+            </w:pPr>
+            <w:r>
+              <w:rPr>
+                <w:rFonts w:ascii="Times New Roman" w:hAnsi="Times New Roman"/>
+                <w:b/>
+                <w:sz w:val="28"/>
+              </w:rPr>
+              <w:t>[ CHÈN ẢNH 02 TẠI ĐÂY ]</w:t>
+              <w:br/>
+              <w:t>02_secure_rejected.png</w:t>
+            </w:r>
+          </w:p>
+        </w:tc>
+      </w:tr>
+    </w:tbl>
+    <w:p>
+      <w:pPr>
+        <w:spacing w:before="40" w:after="40"/>
+      </w:pPr>
+      <w:r>
+        <w:rPr>
+          <w:rFonts w:ascii="Times New Roman" w:hAnsi="Times New Roman"/>
+          <w:b/>
+          <w:sz w:val="24"/>
+        </w:rPr>
+        <w:t xml:space="preserve">Ảnh phải thể hiện: </w:t>
+      </w:r>
+      <w:r>
+        <w:rPr>
+          <w:rFonts w:ascii="Times New Roman" w:hAnsi="Times New Roman"/>
+          <w:b w:val="0"/>
+          <w:sz w:val="24"/>
+        </w:rPr>
+        <w:t>Gửi request thiếu hoặc sai token vào secure route. Ảnh phải thấy HTTP 403 và email/state không đổi.</w:t>
+      </w:r>
+    </w:p>
+    <w:p>
+      <w:pPr>
+        <w:spacing w:after="100"/>
+      </w:pPr>
+      <w:r>
+        <w:rPr>
+          <w:rFonts w:ascii="Times New Roman" w:hAnsi="Times New Roman"/>
+          <w:b/>
+          <w:sz w:val="24"/>
+        </w:rPr>
+        <w:t>Tên file đề nghị: 02_secure_rejected.png</w:t>
+      </w:r>
+    </w:p>
+    <w:p>
+      <w:pPr>
+        <w:spacing w:before="120" w:after="60"/>
+      </w:pPr>
+      <w:r>
+        <w:rPr>
+          <w:rFonts w:ascii="Times New Roman" w:hAnsi="Times New Roman"/>
+          <w:b/>
+          <w:sz w:val="24"/>
+        </w:rPr>
+        <w:t>Hình 3. CSRF secure - form hợp lệ vẫn hoạt động</w:t>
+      </w:r>
+    </w:p>
+    <w:tbl>
+      <w:tblPr>
+        <w:tblW w:type="auto" w:w="0"/>
+        <w:tblLayout w:type="fixed"/>
+        <w:tblLook w:firstColumn="1" w:firstRow="1" w:lastColumn="0" w:lastRow="0" w:noHBand="0" w:noVBand="1" w:val="04A0"/>
+      </w:tblPr>
+      <w:tblGrid>
+        <w:gridCol w:w="9072"/>
+      </w:tblGrid>
+      <w:tr>
+        <w:tc>
+          <w:tcPr>
+            <w:tcW w:type="dxa" w:w="9072"/>
+            <w:vAlign w:val="center"/>
+            <w:tcBorders>
+              <w:top w:val="dashed" w:sz="8" w:color="808080"/>
+              <w:left w:val="dashed" w:sz="8" w:color="808080"/>
+              <w:bottom w:val="dashed" w:sz="8" w:color="808080"/>
+              <w:right w:val="dashed" w:sz="8" w:color="808080"/>
+            </w:tcBorders>
+            <w:shd w:fill="F2F2F2"/>
+          </w:tcPr>
+          <w:p>
+            <w:pPr>
+              <w:spacing w:before="680" w:after="680"/>
+              <w:jc w:val="center"/>
+            </w:pPr>
+            <w:r>
+              <w:rPr>
+                <w:rFonts w:ascii="Times New Roman" w:hAnsi="Times New Roman"/>
+                <w:b/>
+                <w:sz w:val="28"/>
+              </w:rPr>
+              <w:t>[ CHÈN ẢNH 03 TẠI ĐÂY ]</w:t>
+              <w:br/>
+              <w:t>03_secure_legitimate.png</w:t>
+            </w:r>
+          </w:p>
+        </w:tc>
+      </w:tr>
+    </w:tbl>
+    <w:p>
+      <w:pPr>
+        <w:spacing w:before="40" w:after="40"/>
+      </w:pPr>
+      <w:r>
+        <w:rPr>
+          <w:rFonts w:ascii="Times New Roman" w:hAnsi="Times New Roman"/>
+          <w:b/>
+          <w:sz w:val="24"/>
+        </w:rPr>
+        <w:t xml:space="preserve">Ảnh phải thể hiện: </w:t>
+      </w:r>
+      <w:r>
+        <w:rPr>
+          <w:rFonts w:ascii="Times New Roman" w:hAnsi="Times New Roman"/>
+          <w:b w:val="0"/>
+          <w:sz w:val="24"/>
+        </w:rPr>
+        <w:t>Submit trực tiếp form secure có token hợp lệ. Ảnh phải thấy request thành công và state thay đổi đúng, chứng minh kiểm tra bảo mật không phá chức năng hợp lệ.</w:t>
+      </w:r>
+    </w:p>
+    <w:p>
+      <w:pPr>
+        <w:spacing w:after="100"/>
+      </w:pPr>
+      <w:r>
+        <w:rPr>
+          <w:rFonts w:ascii="Times New Roman" w:hAnsi="Times New Roman"/>
+          <w:b/>
+          <w:sz w:val="24"/>
+        </w:rPr>
+        <w:t>Tên file đề nghị: 03_secure_legitimate.png</w:t>
+      </w:r>
+    </w:p>
+    <w:p>
+      <w:pPr>
+        <w:spacing w:before="160" w:after="80"/>
+      </w:pPr>
+      <w:r>
+        <w:rPr>
+          <w:rFonts w:ascii="Times New Roman" w:hAnsi="Times New Roman"/>
+          <w:b/>
+          <w:color w:val="2F5597"/>
+          <w:sz w:val="26"/>
+        </w:rPr>
+        <w:t>Checklist ảnh trước khi nộp</w:t>
+      </w:r>
+    </w:p>
+    <w:p>
+      <w:pPr>
+        <w:spacing w:before="0" w:after="20"/>
+      </w:pPr>
+      <w:r>
+        <w:rPr>
+          <w:rFonts w:ascii="Times New Roman" w:hAnsi="Times New Roman"/>
+          <w:b w:val="0"/>
+          <w:sz w:val="24"/>
+        </w:rPr>
+        <w:t>• Đủ 3 ảnh theo danh sách, không có ảnh trùng ý.</w:t>
+      </w:r>
+    </w:p>
+    <w:p>
+      <w:pPr>
+        <w:spacing w:before="0" w:after="20"/>
+      </w:pPr>
+      <w:r>
+        <w:rPr>
+          <w:rFonts w:ascii="Times New Roman" w:hAnsi="Times New Roman"/>
+          <w:b w:val="0"/>
+          <w:sz w:val="24"/>
+        </w:rPr>
+        <w:t>• Ảnh đọc được URL/route và kết quả chính ở mức zoom bình thường.</w:t>
+      </w:r>
+    </w:p>
+    <w:p>
+      <w:pPr>
+        <w:spacing w:before="0" w:after="20"/>
+      </w:pPr>
+      <w:r>
+        <w:rPr>
+          <w:rFonts w:ascii="Times New Roman" w:hAnsi="Times New Roman"/>
+          <w:b w:val="0"/>
+          <w:sz w:val="24"/>
+        </w:rPr>
+        <w:t>• Bản vulnerable và secure dùng cùng input/scenario khi cần so sánh.</w:t>
+      </w:r>
+    </w:p>
+    <w:p>
+      <w:pPr>
+        <w:spacing w:before="0" w:after="20"/>
+      </w:pPr>
+      <w:r>
+        <w:rPr>
+          <w:rFonts w:ascii="Times New Roman" w:hAnsi="Times New Roman"/>
+          <w:b w:val="0"/>
+          <w:sz w:val="24"/>
+        </w:rPr>
+        <w:t>• Không lộ password, session ID, cookie đầy đủ, token đầy đủ hoặc secret key.</w:t>
+      </w:r>
+    </w:p>
+    <w:p>
+      <w:pPr>
+        <w:spacing w:before="0" w:after="20"/>
+      </w:pPr>
+      <w:r>
+        <w:rPr>
+          <w:rFonts w:ascii="Times New Roman" w:hAnsi="Times New Roman"/>
+          <w:b w:val="0"/>
+          <w:sz w:val="24"/>
+        </w:rPr>
+        <w:t>• Caption mô tả đúng điều ảnh chứng minh.</w:t>
+      </w:r>
+    </w:p>
     <w:sectPr>
       <w:headerReference w:type="default" r:id="rId9"/>
       <w:footerReference w:type="default" r:id="rId10"/>
